--- a/docs/6 - מסמך סקייל וביצועים - ARI.docx
+++ b/docs/6 - מסמך סקייל וביצועים - ARI.docx
@@ -52,7 +52,7 @@
           <w:rFonts w:ascii="Arial" w:cs="Arial" w:eastAsia="Arial" w:hAnsi="Arial"/>
           <w:rtl/>
         </w:rPr>
-        <w:t xml:space="preserve">תרגיל סיום — Internet Technologies | RUNI CS 2026 עודכן: 19 באוגוסט 2026</w:t>
+        <w:t xml:space="preserve">תרגיל סיום — Internet Technologies | RUNI CS 2026 עודכן: 25 באוגוסט 2026</w:t>
       </w:r>
     </w:p>
     <w:p>
@@ -2737,7 +2737,7 @@
           <w:szCs w:val="23"/>
           <w:rtl/>
         </w:rPr>
-        <w:t xml:space="preserve">🟠 ומה שחסר</w:t>
+        <w:t xml:space="preserve">🟠 ומה עוד לא מלא</w:t>
       </w:r>
     </w:p>
     <w:p>
@@ -2753,14 +2753,14 @@
           <w:bCs/>
           <w:rtl/>
         </w:rPr>
-        <w:t xml:space="preserve">רשימת הפעילויות היא תקרה, לא עימוד.</w:t>
-      </w:r>
-      <w:r>
-        <w:rPr>
-          <w:rFonts w:ascii="Arial" w:cs="Arial" w:eastAsia="Arial" w:hAnsi="Arial"/>
-          <w:rtl/>
-        </w:rPr>
-        <w:t xml:space="preserve"> רץ עם שלוש שנים רואה 60 ואין דרך להגיע ל-61.</w:t>
+        <w:t xml:space="preserve">רשימת הפעילויות מעומדת — חמישה-עשר בעמוד, עם ניווט קדימה ואחורה. העימוד הוא בזיכרון, מעל אותה תקרה של 60 שורות:</w:t>
+      </w:r>
+      <w:r>
+        <w:rPr>
+          <w:rFonts w:ascii="Arial" w:cs="Arial" w:eastAsia="Arial" w:hAnsi="Arial"/>
+          <w:rtl/>
+        </w:rPr>
+        <w:t xml:space="preserve"> רץ עם שלוש שנים עדיין רואה את 60 האחרונות בלבד, אך יכול לדפדף ביניהן במקום לגלול רשימה אחת ארוכה. השלב הבא הוא להעביר את העימוד למסד.</w:t>
       </w:r>
     </w:p>
     <w:p>
@@ -3723,7 +3723,7 @@
                 <w:szCs w:val="19"/>
                 <w:rtl/>
               </w:rPr>
-              <w:t xml:space="preserve">אין עימוד ברשימת הפעילויות</w:t>
+              <w:t xml:space="preserve">העימוד בזיכרון, מעל תקרה של 60 שורות</w:t>
             </w:r>
           </w:p>
         </w:tc>
@@ -4354,7 +4354,7 @@
           <w:bCs/>
           <w:rtl/>
         </w:rPr>
-        <w:t xml:space="preserve">3. עימוד מבוסס-סמן.</w:t>
+        <w:t xml:space="preserve">3. עימוד מבוסס-סמן במסד. העימוד בממשק כבר קיים; מה שנשאר הוא שהמסד יחזיר עמוד במקום תקרה.</w:t>
       </w:r>
     </w:p>
     <w:p>
